--- a/Design Book Draft.docx
+++ b/Design Book Draft.docx
@@ -4,27 +4,49 @@
   <w:body>
     <w:p>
       <w:pPr>
+        <w:pStyle w:val="Title"/>
+        <w:spacing w:line="360" w:lineRule="auto"/>
+        <w:jc w:val="both"/>
+        <w:rPr>
+          <w:rFonts w:ascii="Times New Roman" w:hAnsi="Times New Roman" w:cs="Times New Roman"/>
+          <w:lang w:val="en-US"/>
+        </w:rPr>
+      </w:pPr>
+      <w:r>
+        <w:rPr>
+          <w:rFonts w:ascii="Times New Roman" w:hAnsi="Times New Roman" w:cs="Times New Roman"/>
+          <w:lang w:val="en-US"/>
+        </w:rPr>
+        <w:t>Interactive Visualization and Analysis</w:t>
+      </w:r>
+      <w:r>
+        <w:rPr>
+          <w:rFonts w:ascii="Times New Roman" w:hAnsi="Times New Roman" w:cs="Times New Roman"/>
+          <w:lang w:val="en-US"/>
+        </w:rPr>
+        <w:t xml:space="preserve"> </w:t>
+      </w:r>
+      <w:r>
+        <w:rPr>
+          <w:rFonts w:ascii="Times New Roman" w:hAnsi="Times New Roman" w:cs="Times New Roman"/>
+          <w:lang w:val="en-US"/>
+        </w:rPr>
+        <w:t>of 2024 Police Enforcement and Traffic Fine Data for Road Safety Decision-Making</w:t>
+      </w:r>
+    </w:p>
+    <w:p>
+      <w:pPr>
         <w:spacing w:line="360" w:lineRule="auto"/>
         <w:jc w:val="center"/>
         <w:rPr>
-          <w:rFonts w:ascii="Times New Roman" w:eastAsiaTheme="majorEastAsia" w:hAnsi="Times New Roman" w:cs="Times New Roman"/>
-          <w:spacing w:val="-10"/>
-          <w:kern w:val="28"/>
-          <w:sz w:val="56"/>
-          <w:szCs w:val="56"/>
-          <w:lang w:val="en-US"/>
-        </w:rPr>
-      </w:pPr>
-      <w:r>
-        <w:rPr>
-          <w:rFonts w:ascii="Times New Roman" w:eastAsiaTheme="majorEastAsia" w:hAnsi="Times New Roman" w:cs="Times New Roman"/>
-          <w:spacing w:val="-10"/>
-          <w:kern w:val="28"/>
-          <w:sz w:val="56"/>
-          <w:szCs w:val="56"/>
-          <w:lang w:val="en-US"/>
-        </w:rPr>
-        <w:t>Interactive Visualization and Analysis of 2024 Police Enforcement and Traffic Fine Data for Road Safety Decision-Making</w:t>
+          <w:rFonts w:ascii="Times New Roman" w:hAnsi="Times New Roman" w:cs="Times New Roman"/>
+        </w:rPr>
+      </w:pPr>
+      <w:r>
+        <w:rPr>
+          <w:rFonts w:ascii="Times New Roman" w:hAnsi="Times New Roman" w:cs="Times New Roman"/>
+        </w:rPr>
+        <w:t>Group 14</w:t>
       </w:r>
     </w:p>
     <w:p>
@@ -39,7 +61,7 @@
         <w:rPr>
           <w:rFonts w:ascii="Times New Roman" w:hAnsi="Times New Roman" w:cs="Times New Roman"/>
         </w:rPr>
-        <w:t>Group 14</w:t>
+        <w:t>By:</w:t>
       </w:r>
     </w:p>
     <w:p>
@@ -54,7 +76,7 @@
         <w:rPr>
           <w:rFonts w:ascii="Times New Roman" w:hAnsi="Times New Roman" w:cs="Times New Roman"/>
         </w:rPr>
-        <w:t>By:</w:t>
+        <w:t>Lee Chee Cung (106411268)</w:t>
       </w:r>
     </w:p>
     <w:p>
@@ -69,21 +91,6 @@
         <w:rPr>
           <w:rFonts w:ascii="Times New Roman" w:hAnsi="Times New Roman" w:cs="Times New Roman"/>
         </w:rPr>
-        <w:t>Lee Chee Cung (106411268)</w:t>
-      </w:r>
-    </w:p>
-    <w:p>
-      <w:pPr>
-        <w:spacing w:line="360" w:lineRule="auto"/>
-        <w:jc w:val="center"/>
-        <w:rPr>
-          <w:rFonts w:ascii="Times New Roman" w:hAnsi="Times New Roman" w:cs="Times New Roman"/>
-        </w:rPr>
-      </w:pPr>
-      <w:r>
-        <w:rPr>
-          <w:rFonts w:ascii="Times New Roman" w:hAnsi="Times New Roman" w:cs="Times New Roman"/>
-        </w:rPr>
         <w:t>Kennard Chan Kai Lik (</w:t>
       </w:r>
       <w:r>
@@ -96,6 +103,7 @@
     <w:p>
       <w:pPr>
         <w:spacing w:line="360" w:lineRule="auto"/>
+        <w:jc w:val="both"/>
         <w:rPr>
           <w:rFonts w:ascii="Times New Roman" w:hAnsi="Times New Roman" w:cs="Times New Roman"/>
         </w:rPr>
@@ -115,6 +123,7 @@
           <w:numId w:val="1"/>
         </w:numPr>
         <w:spacing w:line="360" w:lineRule="auto"/>
+        <w:jc w:val="both"/>
         <w:rPr>
           <w:rFonts w:ascii="Times New Roman" w:hAnsi="Times New Roman" w:cs="Times New Roman"/>
           <w:color w:val="auto"/>
@@ -133,6 +142,7 @@
       <w:pPr>
         <w:pStyle w:val="Heading2"/>
         <w:spacing w:line="360" w:lineRule="auto"/>
+        <w:jc w:val="both"/>
         <w:rPr>
           <w:rFonts w:ascii="Times New Roman" w:hAnsi="Times New Roman" w:cs="Times New Roman"/>
           <w:color w:val="auto"/>
@@ -149,6 +159,7 @@
     <w:p>
       <w:pPr>
         <w:spacing w:line="360" w:lineRule="auto"/>
+        <w:jc w:val="both"/>
         <w:rPr>
           <w:rFonts w:ascii="Times New Roman" w:hAnsi="Times New Roman" w:cs="Times New Roman"/>
         </w:rPr>
@@ -163,6 +174,7 @@
     <w:p>
       <w:pPr>
         <w:spacing w:line="360" w:lineRule="auto"/>
+        <w:jc w:val="both"/>
         <w:rPr>
           <w:rFonts w:ascii="Times New Roman" w:hAnsi="Times New Roman" w:cs="Times New Roman"/>
         </w:rPr>
@@ -177,42 +189,30 @@
     <w:p>
       <w:pPr>
         <w:spacing w:line="360" w:lineRule="auto"/>
-        <w:rPr>
-          <w:rFonts w:ascii="Times New Roman" w:hAnsi="Times New Roman" w:cs="Times New Roman"/>
-        </w:rPr>
-      </w:pPr>
-      <w:r>
-        <w:rPr>
-          <w:rFonts w:ascii="Times New Roman" w:hAnsi="Times New Roman" w:cs="Times New Roman"/>
-        </w:rPr>
-        <w:t xml:space="preserve">The visualisation is key in communicating the enforcement data in a visual manner. Enforcement data presented in a spreadsheet or table can make it incredibly easy to get lost in a vast number of records (data). The current dataset has over 12,000 records of historical information; therefore, many users will likely have difficulty determining the relationship/patterns among the records and/or high-risk categories of the enforced behaviours. This visualisation provides the solution to this dilemma by providing a visual representation through the use of charts, graphs, and dashboards of data that are easy for the user to quickly identify any trends or compare the enforcement activities within each of the categories evaluated. </w:t>
-      </w:r>
-    </w:p>
-    <w:p>
-      <w:pPr>
-        <w:spacing w:line="360" w:lineRule="auto"/>
-        <w:rPr>
-          <w:rFonts w:ascii="Times New Roman" w:hAnsi="Times New Roman" w:cs="Times New Roman"/>
-        </w:rPr>
-      </w:pPr>
-      <w:r>
-        <w:rPr>
-          <w:rFonts w:ascii="Times New Roman" w:hAnsi="Times New Roman" w:cs="Times New Roman"/>
-        </w:rPr>
-        <w:t xml:space="preserve">The visualisation will also emphasise key issues related to road safety. For example; through the visualisation the user will be able to determine the traffic offence(s) that generate the highest fines, through the visualisation the user can identify the age group(s) that have been involved in the traffic offence(s) and through the visualisation the user will be able to determine the jurisdictions that have higher enforcement activities. The organisations who </w:t>
+        <w:jc w:val="both"/>
+        <w:rPr>
+          <w:rFonts w:ascii="Times New Roman" w:hAnsi="Times New Roman" w:cs="Times New Roman"/>
+        </w:rPr>
+      </w:pPr>
+      <w:r>
+        <w:rPr>
+          <w:rFonts w:ascii="Times New Roman" w:hAnsi="Times New Roman" w:cs="Times New Roman"/>
+        </w:rPr>
+        <w:t xml:space="preserve">The visualisation is key in communicating the enforcement data in a visual manner. Enforcement data presented in a spreadsheet or table can make it incredibly easy to get lost in a vast number of records (data). The current dataset has over 12,000 records of historical information; therefore, many users will likely have difficulty determining the relationship/patterns among the records and/or high-risk categories of the enforced behaviours. This visualisation provides the solution to this dilemma by providing a visual representation through the use of charts, graphs, and dashboards of data that are easy for the user to quickly identify any trends or compare the enforcement activities within each of the categories evaluated. The visualisation will also emphasise key issues related to road safety. For example; through the visualisation the user will be able to determine the traffic offence(s) that generate the highest fines, through the visualisation the user can identify the age group(s) that have been involved in the traffic offence(s) and through the visualisation the user will be able to determine the jurisdictions that have higher enforcement activities. The organisations who use this type of information will use it in two main methods; awareness campaigns for the purpose of </w:t>
       </w:r>
       <w:r>
         <w:rPr>
           <w:rFonts w:ascii="Times New Roman" w:hAnsi="Times New Roman" w:cs="Times New Roman"/>
         </w:rPr>
         <w:lastRenderedPageBreak/>
-        <w:t>use this type of information will use it in two main methods; awareness campaigns for the purpose of informing and/or educating careless drivers; targeted enforcement to catch careless drivers; and policy improvements.</w:t>
+        <w:t>informing and/or educating careless drivers; targeted enforcement to catch careless drivers; and policy improvements.</w:t>
       </w:r>
     </w:p>
     <w:p>
       <w:pPr>
         <w:pStyle w:val="Heading2"/>
         <w:spacing w:line="360" w:lineRule="auto"/>
+        <w:jc w:val="both"/>
         <w:rPr>
           <w:rFonts w:ascii="Times New Roman" w:hAnsi="Times New Roman" w:cs="Times New Roman"/>
           <w:color w:val="auto"/>
@@ -236,6 +236,7 @@
     <w:p>
       <w:pPr>
         <w:spacing w:line="360" w:lineRule="auto"/>
+        <w:jc w:val="both"/>
         <w:rPr>
           <w:rFonts w:ascii="Times New Roman" w:hAnsi="Times New Roman" w:cs="Times New Roman"/>
         </w:rPr>
@@ -264,6 +265,7 @@
     <w:p>
       <w:pPr>
         <w:spacing w:line="360" w:lineRule="auto"/>
+        <w:jc w:val="both"/>
         <w:rPr>
           <w:rFonts w:ascii="Times New Roman" w:hAnsi="Times New Roman" w:cs="Times New Roman"/>
         </w:rPr>
@@ -278,6 +280,7 @@
     <w:p>
       <w:pPr>
         <w:spacing w:line="360" w:lineRule="auto"/>
+        <w:jc w:val="both"/>
         <w:rPr>
           <w:rFonts w:ascii="Times New Roman" w:hAnsi="Times New Roman" w:cs="Times New Roman"/>
         </w:rPr>
@@ -293,6 +296,7 @@
       <w:pPr>
         <w:pStyle w:val="Heading1"/>
         <w:spacing w:line="360" w:lineRule="auto"/>
+        <w:jc w:val="both"/>
         <w:rPr>
           <w:rFonts w:ascii="Times New Roman" w:hAnsi="Times New Roman" w:cs="Times New Roman"/>
           <w:color w:val="auto"/>
@@ -309,22 +313,243 @@
     </w:p>
     <w:p>
       <w:pPr>
-        <w:spacing w:line="360" w:lineRule="auto"/>
-        <w:rPr>
-          <w:rFonts w:ascii="Times New Roman" w:hAnsi="Times New Roman" w:cs="Times New Roman"/>
-        </w:rPr>
-      </w:pPr>
-      <w:r>
-        <w:rPr>
-          <w:rFonts w:ascii="Times New Roman" w:hAnsi="Times New Roman" w:cs="Times New Roman"/>
+        <w:pStyle w:val="Heading2"/>
+        <w:spacing w:line="360" w:lineRule="auto"/>
+        <w:jc w:val="both"/>
+        <w:rPr>
+          <w:rFonts w:ascii="Times New Roman" w:hAnsi="Times New Roman" w:cs="Times New Roman"/>
+          <w:color w:val="auto"/>
+        </w:rPr>
+      </w:pPr>
+      <w:r>
+        <w:rPr>
+          <w:rFonts w:ascii="Times New Roman" w:hAnsi="Times New Roman" w:cs="Times New Roman"/>
+          <w:color w:val="auto"/>
+        </w:rPr>
+        <w:t>2.1 Data Source and Governance</w:t>
+      </w:r>
+    </w:p>
+    <w:p>
+      <w:pPr>
+        <w:spacing w:line="360" w:lineRule="auto"/>
+        <w:jc w:val="both"/>
+        <w:rPr>
+          <w:rFonts w:ascii="Times New Roman" w:hAnsi="Times New Roman" w:cs="Times New Roman"/>
+        </w:rPr>
+      </w:pPr>
+      <w:r>
+        <w:rPr>
+          <w:rFonts w:ascii="Times New Roman" w:hAnsi="Times New Roman" w:cs="Times New Roman"/>
+        </w:rPr>
+        <w:t>The dataset that serves as the basis for this visualization platform is made up of publicly available police records of traffic violations, physical arrests and court charges recorded for the entire 2024 calendar year. The data set combines highly detailed operational tracking data from all law enforcement divisions that adjudicate or enforce traffic laws (including department of roads and highway safety) and road safety camera data in order to create an all-encompassing overview of traffic violations. This data set consists of exactly twelve thousand four hundred and eighty-two (12,482) historical data records, which makes it a very strong basis for analysing high-risk behaviour types based on enforcement methods. Metrics being collected include total amount of fines that were issued, total arrests made, total judicial court charges laid, the total number of different age groups, and how geographically far apart from one another the violations occurred, all broken down by method of detection (i.e. traffic cameras or law enforcement officer). The data are compiled annually in a static format and are reported through a formalised monthly schedule by each of the Government agency representatives who will submit these monthly reports to assist all agencies with managing their traffic enforcement activities and records.</w:t>
+      </w:r>
+    </w:p>
+    <w:p>
+      <w:pPr>
+        <w:spacing w:line="360" w:lineRule="auto"/>
+        <w:jc w:val="both"/>
+        <w:rPr>
+          <w:rFonts w:ascii="Times New Roman" w:hAnsi="Times New Roman" w:cs="Times New Roman"/>
+        </w:rPr>
+      </w:pPr>
+      <w:r>
+        <w:rPr>
+          <w:rFonts w:ascii="Times New Roman" w:hAnsi="Times New Roman" w:cs="Times New Roman"/>
+        </w:rPr>
+        <w:t>Using a combination of automated hardware (roadside detection hardware for speed, seatbelt, or mobile phone detection) in addition to manual data entries by officers on the roadside during traffic stops promotes quality of data by providing a programmatic process that identifies zero values, structural anomalies in format, and extensive statistical outliers (like large spikes in monthly fines that vary significantly from general trends) through an assessment pipeline. Security/Privacy and Ethical Compliance are strictly adhered to in the entire dataset. All source data is provided in an open-access model that eliminates any personally identifiable information before distribution (example: names, full license plate numbers, complete date of birth). Rather than having to preserve individual identifiers, only grouped age data are provided. This permits anonymity of drivers while continuing to allow for demographic analysis from a wider population group (age band). The governance framework of this dataset will provide an avenue in which data will be available to answer critical questions identified in Section 1.2, such as which traffic offenses are generating the most fines, jurisdictions with the highest levels of enforcement activity, and what age groups are most associated with specific types of offenses.</w:t>
+      </w:r>
+    </w:p>
+    <w:p>
+      <w:pPr>
+        <w:pStyle w:val="Heading2"/>
+        <w:spacing w:line="360" w:lineRule="auto"/>
+        <w:jc w:val="both"/>
+        <w:rPr>
+          <w:rFonts w:ascii="Times New Roman" w:hAnsi="Times New Roman" w:cs="Times New Roman"/>
+          <w:color w:val="auto"/>
+        </w:rPr>
+      </w:pPr>
+      <w:r>
+        <w:rPr>
+          <w:rFonts w:ascii="Times New Roman" w:hAnsi="Times New Roman" w:cs="Times New Roman"/>
+          <w:color w:val="auto"/>
         </w:rPr>
         <w:br w:type="page"/>
       </w:r>
+      <w:r>
+        <w:rPr>
+          <w:rFonts w:ascii="Times New Roman" w:hAnsi="Times New Roman" w:cs="Times New Roman"/>
+          <w:color w:val="auto"/>
+        </w:rPr>
+        <w:lastRenderedPageBreak/>
+        <w:t>2.</w:t>
+      </w:r>
+      <w:r>
+        <w:rPr>
+          <w:rFonts w:ascii="Times New Roman" w:hAnsi="Times New Roman" w:cs="Times New Roman"/>
+          <w:color w:val="auto"/>
+        </w:rPr>
+        <w:t>2</w:t>
+      </w:r>
+      <w:r>
+        <w:rPr>
+          <w:rFonts w:ascii="Times New Roman" w:hAnsi="Times New Roman" w:cs="Times New Roman"/>
+          <w:color w:val="auto"/>
+        </w:rPr>
+        <w:t xml:space="preserve"> Data </w:t>
+      </w:r>
+      <w:r>
+        <w:rPr>
+          <w:rFonts w:ascii="Times New Roman" w:hAnsi="Times New Roman" w:cs="Times New Roman"/>
+          <w:color w:val="auto"/>
+        </w:rPr>
+        <w:t>Processing and Analysis</w:t>
+      </w:r>
+    </w:p>
+    <w:p>
+      <w:pPr>
+        <w:spacing w:line="360" w:lineRule="auto"/>
+        <w:jc w:val="both"/>
+        <w:rPr>
+          <w:rFonts w:ascii="Times New Roman" w:hAnsi="Times New Roman" w:cs="Times New Roman"/>
+        </w:rPr>
+      </w:pPr>
+      <w:r>
+        <w:rPr>
+          <w:rFonts w:ascii="Times New Roman" w:hAnsi="Times New Roman" w:cs="Times New Roman"/>
+        </w:rPr>
+        <w:t>A data schema is made using a mixture of quantitative, qualitative, categorical and ordinal types of attributes. These attributes together support multi-dimensional filtering that helps identify where to place a police unit in an area. Some of the attributes within the categorical attribute sets relate specifically to the type of offence (for example; speeding offences, use of mobile phones while driving, seatbelt violations and unlicensed driving) and the names of the different jurisdictions. An ordinal attribute represents the grouping of offences against age (for example; 0 - 16 years, 17 - 25 years, 26 - 39 years, 40 - 64 years, and 65+ years) and their degree of remoteness or proximity to a regional centre. Interval data logically supports the representation of whenever the offences occurred through the calendar months of each year in a cyclic representation. The remaining attributes are represented through ratio and are mostly related to the type of fine amount imposed under Criminal Law Code and the number of total physical arrests for a person per jurisdiction and the number of total charges for a person in a respective judiciary (court).</w:t>
+      </w:r>
+    </w:p>
+    <w:p>
+      <w:pPr>
+        <w:spacing w:line="360" w:lineRule="auto"/>
+        <w:jc w:val="both"/>
+        <w:rPr>
+          <w:rFonts w:ascii="Times New Roman" w:hAnsi="Times New Roman" w:cs="Times New Roman"/>
+        </w:rPr>
+      </w:pPr>
+      <w:r>
+        <w:rPr>
+          <w:rFonts w:ascii="Times New Roman" w:hAnsi="Times New Roman" w:cs="Times New Roman"/>
+        </w:rPr>
+        <w:t>Data cleaning/transformation done as a structured multi-stage KNIME data workflow, with zero-fill mask applied to missing values in numerical metrics (to avoid disruption of array iteration or run-time calculation errors due to lack of enforcement event). Duplicate records due to regional database synchronization latency filtered out using an exact multi-column row comparison node. Advanced transforms separate and structure the fields of data into specialized sub-tables - continuously geocoded fields are combined into standardized regional categories; and an aggregation node maps total fines, arrests, charges, etc., into pre-computed objects. Similarly, extreme/outlier fine records are separated into an isolated toggle table that controls the front-end dashboard allowing a user to switch between a raw view of the data and an adjusted baseline trendline. The entire pipeline packaged as self-contained workflow file ensuring total reproducibility for all endpoints deploying downstream applications.</w:t>
+      </w:r>
+    </w:p>
+    <w:p>
+      <w:pPr>
+        <w:spacing w:line="360" w:lineRule="auto"/>
+        <w:jc w:val="both"/>
+        <w:rPr>
+          <w:rFonts w:ascii="Times New Roman" w:hAnsi="Times New Roman" w:cs="Times New Roman"/>
+        </w:rPr>
+      </w:pPr>
+      <w:r>
+        <w:rPr>
+          <w:rFonts w:ascii="Times New Roman" w:hAnsi="Times New Roman" w:cs="Times New Roman"/>
+        </w:rPr>
+        <w:br w:type="page"/>
+      </w:r>
+    </w:p>
+    <w:p>
+      <w:pPr>
+        <w:pStyle w:val="Heading2"/>
+        <w:spacing w:line="360" w:lineRule="auto"/>
+        <w:jc w:val="both"/>
+        <w:rPr>
+          <w:rFonts w:ascii="Times New Roman" w:hAnsi="Times New Roman" w:cs="Times New Roman"/>
+          <w:color w:val="auto"/>
+        </w:rPr>
+      </w:pPr>
+      <w:r>
+        <w:rPr>
+          <w:rFonts w:ascii="Times New Roman" w:hAnsi="Times New Roman" w:cs="Times New Roman"/>
+          <w:color w:val="auto"/>
+        </w:rPr>
+        <w:lastRenderedPageBreak/>
+        <w:t>2.</w:t>
+      </w:r>
+      <w:r>
+        <w:rPr>
+          <w:rFonts w:ascii="Times New Roman" w:hAnsi="Times New Roman" w:cs="Times New Roman"/>
+          <w:color w:val="auto"/>
+        </w:rPr>
+        <w:t>3</w:t>
+      </w:r>
+      <w:r>
+        <w:rPr>
+          <w:rFonts w:ascii="Times New Roman" w:hAnsi="Times New Roman" w:cs="Times New Roman"/>
+          <w:color w:val="auto"/>
+        </w:rPr>
+        <w:t xml:space="preserve"> Data</w:t>
+      </w:r>
+      <w:r>
+        <w:rPr>
+          <w:rFonts w:ascii="Times New Roman" w:hAnsi="Times New Roman" w:cs="Times New Roman"/>
+          <w:color w:val="auto"/>
+        </w:rPr>
+        <w:t xml:space="preserve"> Exploration </w:t>
+      </w:r>
+    </w:p>
+    <w:p>
+      <w:pPr>
+        <w:spacing w:line="360" w:lineRule="auto"/>
+        <w:jc w:val="both"/>
+        <w:rPr>
+          <w:rFonts w:ascii="Times New Roman" w:hAnsi="Times New Roman" w:cs="Times New Roman"/>
+        </w:rPr>
+      </w:pPr>
+      <w:r>
+        <w:rPr>
+          <w:rFonts w:ascii="Times New Roman" w:hAnsi="Times New Roman" w:cs="Times New Roman"/>
+        </w:rPr>
+        <w:t xml:space="preserve">Within the KNIME environment, exploratory data analysis shows much of the volume of traffic enforcement is focused across a small number of </w:t>
+      </w:r>
+      <w:r>
+        <w:rPr>
+          <w:rFonts w:ascii="Times New Roman" w:hAnsi="Times New Roman" w:cs="Times New Roman"/>
+        </w:rPr>
+        <w:t>behavioural</w:t>
+      </w:r>
+      <w:r>
+        <w:rPr>
+          <w:rFonts w:ascii="Times New Roman" w:hAnsi="Times New Roman" w:cs="Times New Roman"/>
+        </w:rPr>
+        <w:t xml:space="preserve"> categories. The initial summary statistics show speeding fines accounting for the largest total monetary value related to violations; however, violations for mobile phone use are quickly becoming a leading type of violation for younger age groups. Traffic enforcement activity is heavily concentrated within large city limits; nonetheless, regional and remote regions exhibit a much higher proportion of physical arrests in relation to total fines imposed.</w:t>
+      </w:r>
+    </w:p>
+    <w:p>
+      <w:pPr>
+        <w:spacing w:line="360" w:lineRule="auto"/>
+        <w:jc w:val="both"/>
+        <w:rPr>
+          <w:rFonts w:ascii="Times New Roman" w:hAnsi="Times New Roman" w:cs="Times New Roman"/>
+        </w:rPr>
+      </w:pPr>
+    </w:p>
+    <w:p>
+      <w:pPr>
+        <w:spacing w:line="360" w:lineRule="auto"/>
+        <w:jc w:val="both"/>
+      </w:pPr>
+      <w:r>
+        <w:rPr>
+          <w:rFonts w:ascii="Times New Roman" w:hAnsi="Times New Roman" w:cs="Times New Roman"/>
+        </w:rPr>
+        <w:t>One key data discovery challenge was figuring out how to accommodate for an enormous spike in total fines assessed for a single month. When this extreme outlier was maintained in the primary dataset, the scales become flattened for all other months, and users could not easily identify ongoing trends or patterns. This situation directly influenced the decision to incorporate an option into the interactive design that allows users to toggle back and forth between two versions of each visualization: one that contained all of the original data and one that removed the extreme outlier value. Another outcome from this issue was that the extreme variance in the total fine dollar value versus physical arrest made it difficult to view the two types together. To alleviate this concern, multi-metric trends were designed with multiple paths routed through a logarithmic scale engine to keep lower-volume observations fully distinguishable.</w:t>
+      </w:r>
+      <w:r>
+        <w:t xml:space="preserve"> </w:t>
+      </w:r>
+      <w:r>
+        <w:br w:type="page"/>
+      </w:r>
     </w:p>
     <w:p>
       <w:pPr>
         <w:pStyle w:val="Heading1"/>
         <w:spacing w:line="360" w:lineRule="auto"/>
+        <w:jc w:val="both"/>
         <w:rPr>
           <w:rFonts w:ascii="Times New Roman" w:hAnsi="Times New Roman" w:cs="Times New Roman"/>
           <w:color w:val="auto"/>
@@ -357,6 +582,7 @@
       <w:pPr>
         <w:pStyle w:val="Heading2"/>
         <w:spacing w:line="360" w:lineRule="auto"/>
+        <w:jc w:val="both"/>
         <w:rPr>
           <w:rFonts w:ascii="Times New Roman" w:hAnsi="Times New Roman" w:cs="Times New Roman"/>
           <w:color w:val="auto"/>
@@ -373,6 +599,7 @@
     <w:p>
       <w:pPr>
         <w:spacing w:line="360" w:lineRule="auto"/>
+        <w:jc w:val="both"/>
         <w:rPr>
           <w:rFonts w:ascii="Times New Roman" w:hAnsi="Times New Roman" w:cs="Times New Roman"/>
         </w:rPr>
@@ -387,6 +614,7 @@
     <w:p>
       <w:pPr>
         <w:spacing w:line="360" w:lineRule="auto"/>
+        <w:jc w:val="both"/>
         <w:rPr>
           <w:rFonts w:ascii="Times New Roman" w:hAnsi="Times New Roman" w:cs="Times New Roman"/>
         </w:rPr>
@@ -401,6 +629,7 @@
     <w:p>
       <w:pPr>
         <w:spacing w:line="360" w:lineRule="auto"/>
+        <w:jc w:val="both"/>
         <w:rPr>
           <w:rFonts w:ascii="Times New Roman" w:hAnsi="Times New Roman" w:cs="Times New Roman"/>
         </w:rPr>
@@ -416,6 +645,7 @@
       <w:pPr>
         <w:pStyle w:val="Heading2"/>
         <w:spacing w:line="360" w:lineRule="auto"/>
+        <w:jc w:val="both"/>
         <w:rPr>
           <w:rFonts w:ascii="Times New Roman" w:hAnsi="Times New Roman" w:cs="Times New Roman"/>
           <w:color w:val="auto"/>
@@ -433,6 +663,7 @@
     <w:p>
       <w:pPr>
         <w:spacing w:line="360" w:lineRule="auto"/>
+        <w:jc w:val="both"/>
         <w:rPr>
           <w:rFonts w:ascii="Times New Roman" w:hAnsi="Times New Roman" w:cs="Times New Roman"/>
         </w:rPr>
@@ -471,6 +702,7 @@
     <w:p>
       <w:pPr>
         <w:spacing w:line="360" w:lineRule="auto"/>
+        <w:jc w:val="both"/>
         <w:rPr>
           <w:rFonts w:ascii="Times New Roman" w:hAnsi="Times New Roman" w:cs="Times New Roman"/>
         </w:rPr>
@@ -515,14 +747,7 @@
         <w:rPr>
           <w:rFonts w:ascii="Times New Roman" w:hAnsi="Times New Roman" w:cs="Times New Roman"/>
         </w:rPr>
-        <w:t xml:space="preserve"> minimal embellishments added visually. Interactive tooltips are available as an interactive layer of detail displaying exact coordinates of the mouse cursor, </w:t>
-      </w:r>
-      <w:r>
-        <w:rPr>
-          <w:rFonts w:ascii="Times New Roman" w:hAnsi="Times New Roman" w:cs="Times New Roman"/>
-        </w:rPr>
-        <w:lastRenderedPageBreak/>
-        <w:t>allowing for the display of exact raw numbers for the data displayed at the location of the mouse on demand.</w:t>
+        <w:t xml:space="preserve"> minimal embellishments added visually. Interactive tooltips are available as an interactive layer of detail displaying exact coordinates of the mouse cursor, allowing for the display of exact raw numbers for the data displayed at the location of the mouse on demand.</w:t>
       </w:r>
       <w:r>
         <w:rPr>
@@ -535,6 +760,7 @@
       <w:pPr>
         <w:pStyle w:val="Heading2"/>
         <w:spacing w:line="360" w:lineRule="auto"/>
+        <w:jc w:val="both"/>
         <w:rPr>
           <w:rFonts w:ascii="Times New Roman" w:hAnsi="Times New Roman" w:cs="Times New Roman"/>
           <w:color w:val="auto"/>
@@ -552,6 +778,7 @@
     <w:p>
       <w:pPr>
         <w:spacing w:line="360" w:lineRule="auto"/>
+        <w:jc w:val="both"/>
         <w:rPr>
           <w:rFonts w:ascii="Times New Roman" w:hAnsi="Times New Roman" w:cs="Times New Roman"/>
         </w:rPr>
@@ -566,6 +793,7 @@
     <w:p>
       <w:pPr>
         <w:spacing w:line="360" w:lineRule="auto"/>
+        <w:jc w:val="both"/>
         <w:rPr>
           <w:rFonts w:ascii="Times New Roman" w:hAnsi="Times New Roman" w:cs="Times New Roman"/>
         </w:rPr>
@@ -580,6 +808,7 @@
     <w:p>
       <w:pPr>
         <w:spacing w:line="360" w:lineRule="auto"/>
+        <w:jc w:val="both"/>
         <w:rPr>
           <w:rFonts w:ascii="Times New Roman" w:hAnsi="Times New Roman" w:cs="Times New Roman"/>
         </w:rPr>
@@ -594,6 +823,7 @@
     <w:p>
       <w:pPr>
         <w:spacing w:line="360" w:lineRule="auto"/>
+        <w:jc w:val="both"/>
         <w:rPr>
           <w:rFonts w:ascii="Times New Roman" w:hAnsi="Times New Roman" w:cs="Times New Roman"/>
         </w:rPr>
@@ -603,6 +833,235 @@
           <w:rFonts w:ascii="Times New Roman" w:hAnsi="Times New Roman" w:cs="Times New Roman"/>
         </w:rPr>
         <w:t>When the user's cursor leaves the chart element, the system will cleanly remove the stroke outline from the element, return the element to its original opacity, and fully hide the tooltip card, contributing to an uncluttered interface.</w:t>
+      </w:r>
+    </w:p>
+    <w:p>
+      <w:pPr>
+        <w:jc w:val="both"/>
+        <w:rPr>
+          <w:rFonts w:ascii="Times New Roman" w:hAnsi="Times New Roman" w:cs="Times New Roman"/>
+        </w:rPr>
+      </w:pPr>
+      <w:r>
+        <w:rPr>
+          <w:rFonts w:ascii="Times New Roman" w:hAnsi="Times New Roman" w:cs="Times New Roman"/>
+        </w:rPr>
+        <w:br w:type="page"/>
+      </w:r>
+    </w:p>
+    <w:p>
+      <w:pPr>
+        <w:pStyle w:val="Heading1"/>
+        <w:spacing w:line="360" w:lineRule="auto"/>
+        <w:jc w:val="both"/>
+        <w:rPr>
+          <w:rFonts w:ascii="Times New Roman" w:hAnsi="Times New Roman" w:cs="Times New Roman"/>
+          <w:color w:val="auto"/>
+        </w:rPr>
+      </w:pPr>
+      <w:r>
+        <w:rPr>
+          <w:rFonts w:ascii="Times New Roman" w:hAnsi="Times New Roman" w:cs="Times New Roman"/>
+          <w:color w:val="auto"/>
+        </w:rPr>
+        <w:lastRenderedPageBreak/>
+        <w:t>4.0 Iteration and Validation</w:t>
+      </w:r>
+    </w:p>
+    <w:p>
+      <w:pPr>
+        <w:pStyle w:val="Heading2"/>
+        <w:spacing w:line="360" w:lineRule="auto"/>
+        <w:jc w:val="both"/>
+        <w:rPr>
+          <w:rFonts w:ascii="Times New Roman" w:hAnsi="Times New Roman" w:cs="Times New Roman"/>
+          <w:color w:val="auto"/>
+        </w:rPr>
+      </w:pPr>
+      <w:r>
+        <w:rPr>
+          <w:rFonts w:ascii="Times New Roman" w:hAnsi="Times New Roman" w:cs="Times New Roman"/>
+          <w:color w:val="auto"/>
+        </w:rPr>
+        <w:t>4</w:t>
+      </w:r>
+      <w:r>
+        <w:rPr>
+          <w:rFonts w:ascii="Times New Roman" w:hAnsi="Times New Roman" w:cs="Times New Roman"/>
+          <w:color w:val="auto"/>
+        </w:rPr>
+        <w:t xml:space="preserve">.1 </w:t>
+      </w:r>
+      <w:r>
+        <w:rPr>
+          <w:rFonts w:ascii="Times New Roman" w:hAnsi="Times New Roman" w:cs="Times New Roman"/>
+          <w:color w:val="auto"/>
+        </w:rPr>
+        <w:t>Testing and Refinements</w:t>
+      </w:r>
+    </w:p>
+    <w:p>
+      <w:pPr>
+        <w:spacing w:line="360" w:lineRule="auto"/>
+        <w:jc w:val="both"/>
+        <w:rPr>
+          <w:rFonts w:ascii="Times New Roman" w:hAnsi="Times New Roman" w:cs="Times New Roman"/>
+        </w:rPr>
+      </w:pPr>
+      <w:r>
+        <w:rPr>
+          <w:rFonts w:ascii="Times New Roman" w:hAnsi="Times New Roman" w:cs="Times New Roman"/>
+        </w:rPr>
+        <w:t>This dashboard design employs an iterative history of prototypes, usability studies, and defined programming updates to refine ideas for a working system. In this case, the conceptual design used for constructing the application was initially mapped on paper as a blueprint. Using this paper blueprint, a horizontal static layout was developed with a fixed header that included an application logo and title station immediately next to the main navigation menu. Below the fixed header, the workspace is outfitted with a series of clearly defined vertical spaces from which to visualize a series of real-time operations. Based on the original design, the first item displayed is the main operation counter, which is housed within a large wide container for viewing purposes. Next is a series of stacked rows containing temporal time, geographic distribution, demographic breakdown, correlational analysis, and finally a summary of significant statistics as defined within the footer section of the application. The transition from this static design to the live web site has provided the ability to make a number of layout</w:t>
+      </w:r>
+      <w:r>
+        <w:rPr>
+          <w:rFonts w:ascii="Times New Roman" w:hAnsi="Times New Roman" w:cs="Times New Roman"/>
+        </w:rPr>
+        <w:t>,</w:t>
+      </w:r>
+      <w:r>
+        <w:rPr>
+          <w:rFonts w:ascii="Times New Roman" w:hAnsi="Times New Roman" w:cs="Times New Roman"/>
+        </w:rPr>
+        <w:t xml:space="preserve"> accessibility</w:t>
+      </w:r>
+      <w:r>
+        <w:rPr>
+          <w:rFonts w:ascii="Times New Roman" w:hAnsi="Times New Roman" w:cs="Times New Roman"/>
+        </w:rPr>
+        <w:t>,</w:t>
+      </w:r>
+      <w:r>
+        <w:rPr>
+          <w:rFonts w:ascii="Times New Roman" w:hAnsi="Times New Roman" w:cs="Times New Roman"/>
+        </w:rPr>
+        <w:t xml:space="preserve"> </w:t>
+      </w:r>
+      <w:r>
+        <w:rPr>
+          <w:rFonts w:ascii="Times New Roman" w:hAnsi="Times New Roman" w:cs="Times New Roman"/>
+        </w:rPr>
+        <w:t>and</w:t>
+      </w:r>
+      <w:r>
+        <w:rPr>
+          <w:rFonts w:ascii="Times New Roman" w:hAnsi="Times New Roman" w:cs="Times New Roman"/>
+        </w:rPr>
+        <w:t xml:space="preserve"> programming changes to the back end of the web site from user and peer feedback.</w:t>
+      </w:r>
+    </w:p>
+    <w:p>
+      <w:pPr>
+        <w:spacing w:line="360" w:lineRule="auto"/>
+        <w:jc w:val="both"/>
+        <w:rPr>
+          <w:rFonts w:ascii="Times New Roman" w:hAnsi="Times New Roman" w:cs="Times New Roman"/>
+        </w:rPr>
+      </w:pPr>
+      <w:r>
+        <w:rPr>
+          <w:rFonts w:ascii="Times New Roman" w:hAnsi="Times New Roman" w:cs="Times New Roman"/>
+        </w:rPr>
+        <w:t>The temporal analysis row of the early code changes was a major modification. The temporal trends section on the original sketch reserved a section for time-series data. The first prototype used a line chart to display temporal trends, but when we received the 2024 registry data there was such a huge statistical outlier due to fine amounts, that it caused the scale to be compressed down to the point where all the remaining months were flattened into one single unreadable line. Because of this, instructor-generated suggestions were used to completely redesign the section into an interactive vertical bar chart with toggle controls that allow users to switch between the two states, raw values and baseline raw values with the outlier removed for historical clarity.</w:t>
+      </w:r>
+    </w:p>
+    <w:p>
+      <w:pPr>
+        <w:spacing w:line="360" w:lineRule="auto"/>
+        <w:jc w:val="both"/>
+        <w:rPr>
+          <w:rFonts w:ascii="Times New Roman" w:hAnsi="Times New Roman" w:cs="Times New Roman"/>
+        </w:rPr>
+      </w:pPr>
+      <w:r>
+        <w:rPr>
+          <w:rFonts w:ascii="Times New Roman" w:hAnsi="Times New Roman" w:cs="Times New Roman"/>
+        </w:rPr>
+        <w:t xml:space="preserve">The next structural change involved changing the text labels associated with the geographic distribution rows. A designated section of the sketch was used to visually represent the geographic performance metrics across the system. The first attempt at coding this design utilized a vertical bar layout to compare regions of the country; however, due to too many overlapping jurisdiction string representations on the x-axis, user experience was diminished and prevented Mobile device users from seeing jurisdictional data properly. In order to preserve </w:t>
+      </w:r>
+      <w:r>
+        <w:rPr>
+          <w:rFonts w:ascii="Times New Roman" w:hAnsi="Times New Roman" w:cs="Times New Roman"/>
+        </w:rPr>
+        <w:lastRenderedPageBreak/>
+        <w:t>the existing horizontal axis while still maximizing the amount of available real estate within the visual display layout, the code was refactored to now use a horizontal bar display layout. This resulted in upside-down horizontal charts which then allowed for each jurisdictional text label to be positioned along the left side margins to provide users with better visibility for quick scanning within either a desktop or mobile device setting.</w:t>
+      </w:r>
+    </w:p>
+    <w:p>
+      <w:pPr>
+        <w:pStyle w:val="Heading2"/>
+        <w:spacing w:line="360" w:lineRule="auto"/>
+        <w:jc w:val="both"/>
+        <w:rPr>
+          <w:rFonts w:ascii="Times New Roman" w:hAnsi="Times New Roman" w:cs="Times New Roman"/>
+          <w:color w:val="auto"/>
+        </w:rPr>
+      </w:pPr>
+      <w:r>
+        <w:rPr>
+          <w:rFonts w:ascii="Times New Roman" w:hAnsi="Times New Roman" w:cs="Times New Roman"/>
+          <w:color w:val="auto"/>
+        </w:rPr>
+        <w:t>4</w:t>
+      </w:r>
+      <w:r>
+        <w:rPr>
+          <w:rFonts w:ascii="Times New Roman" w:hAnsi="Times New Roman" w:cs="Times New Roman"/>
+          <w:color w:val="auto"/>
+        </w:rPr>
+        <w:t>.</w:t>
+      </w:r>
+      <w:r>
+        <w:rPr>
+          <w:rFonts w:ascii="Times New Roman" w:hAnsi="Times New Roman" w:cs="Times New Roman"/>
+          <w:color w:val="auto"/>
+        </w:rPr>
+        <w:t>2</w:t>
+      </w:r>
+      <w:r>
+        <w:rPr>
+          <w:rFonts w:ascii="Times New Roman" w:hAnsi="Times New Roman" w:cs="Times New Roman"/>
+          <w:color w:val="auto"/>
+        </w:rPr>
+        <w:t xml:space="preserve"> </w:t>
+      </w:r>
+      <w:r>
+        <w:rPr>
+          <w:rFonts w:ascii="Times New Roman" w:hAnsi="Times New Roman" w:cs="Times New Roman"/>
+          <w:color w:val="auto"/>
+        </w:rPr>
+        <w:t>Usability Evaluation</w:t>
+      </w:r>
+    </w:p>
+    <w:p>
+      <w:pPr>
+        <w:spacing w:line="360" w:lineRule="auto"/>
+        <w:jc w:val="both"/>
+        <w:rPr>
+          <w:rFonts w:ascii="Times New Roman" w:hAnsi="Times New Roman" w:cs="Times New Roman"/>
+        </w:rPr>
+      </w:pPr>
+      <w:r>
+        <w:rPr>
+          <w:rFonts w:ascii="Times New Roman" w:hAnsi="Times New Roman" w:cs="Times New Roman"/>
+        </w:rPr>
+        <w:t>To evaluate how well the platform works in practice, we performed a formal usability evaluation with five different users, one of whom is a professional transport data analyst and another who is a policy researcher; the remaining three participants represented everyday users. We tracked users' interactions with respect to how they worked through each of the application's rows of information layout as depicted in the sketch. In addition, we directly aligned all task tracking based on how the user interacted (vertically) with four of the five application rows (Task Tracking on the Overview Section, Overview Date range, Geography, Profile, CEF with User's and Subject's (the participants being evaluated/application users') Specificity, and CEF Alignment with the Subject of Interest). The users were given three specific analytical tasks to complete as if they were using this system "in the real world".</w:t>
+      </w:r>
+    </w:p>
+    <w:p>
+      <w:pPr>
+        <w:spacing w:line="360" w:lineRule="auto"/>
+        <w:jc w:val="both"/>
+        <w:rPr>
+          <w:rFonts w:ascii="Times New Roman" w:hAnsi="Times New Roman" w:cs="Times New Roman"/>
+        </w:rPr>
+      </w:pPr>
+      <w:r>
+        <w:rPr>
+          <w:rFonts w:ascii="Times New Roman" w:hAnsi="Times New Roman" w:cs="Times New Roman"/>
+        </w:rPr>
+        <w:t>In task 1, I accessed the temporal analysis container, examined fine total for February, and changed the filter to view only baseline trends; in task 2, I reviewed the geographic distribution section to find the area with the highest volume of arrests; and finally, for task 3, I looked at the demographic and correlation analysis matrix rows to determine what the main offense was for those 17 – 25 years of age.</w:t>
       </w:r>
     </w:p>
     <w:sectPr>
